--- a/Tài liệu.docx
+++ b/Tài liệu.docx
@@ -111,6 +111,7 @@
       </w:pPr>
       <w:r>
         <w:rPr>
+          <w:noProof/>
           <w:lang w:val="vi-VN"/>
         </w:rPr>
         <w:drawing>
@@ -171,6 +172,7 @@
       </w:pPr>
       <w:r>
         <w:rPr>
+          <w:noProof/>
           <w:lang w:val="vi-VN"/>
         </w:rPr>
         <w:lastRenderedPageBreak/>
@@ -232,6 +234,7 @@
       </w:pPr>
       <w:r>
         <w:rPr>
+          <w:noProof/>
           <w:lang w:val="vi-VN"/>
         </w:rPr>
         <w:drawing>
@@ -292,6 +295,7 @@
       </w:pPr>
       <w:r>
         <w:rPr>
+          <w:noProof/>
           <w:lang w:val="vi-VN"/>
         </w:rPr>
         <w:lastRenderedPageBreak/>
@@ -332,12 +336,46 @@
         </w:drawing>
       </w:r>
     </w:p>
+    <w:p/>
     <w:p>
-      <w:pPr>
-        <w:rPr>
-          <w:lang w:val="vi-VN"/>
-        </w:rPr>
-      </w:pPr>
+      <w:r>
+        <w:lastRenderedPageBreak/>
+        <w:drawing>
+          <wp:inline distT="0" distB="0" distL="0" distR="0" wp14:anchorId="6A4A8DDB" wp14:editId="6AAE47C9">
+            <wp:extent cx="5943600" cy="2936240"/>
+            <wp:effectExtent l="0" t="0" r="0" b="0"/>
+            <wp:docPr id="2" name="Picture 2"/>
+            <wp:cNvGraphicFramePr>
+              <a:graphicFrameLocks xmlns:a="http://schemas.openxmlformats.org/drawingml/2006/main" noChangeAspect="1"/>
+            </wp:cNvGraphicFramePr>
+            <a:graphic xmlns:a="http://schemas.openxmlformats.org/drawingml/2006/main">
+              <a:graphicData uri="http://schemas.openxmlformats.org/drawingml/2006/picture">
+                <pic:pic xmlns:pic="http://schemas.openxmlformats.org/drawingml/2006/picture">
+                  <pic:nvPicPr>
+                    <pic:cNvPr id="1" name=""/>
+                    <pic:cNvPicPr/>
+                  </pic:nvPicPr>
+                  <pic:blipFill>
+                    <a:blip r:embed="rId8"/>
+                    <a:stretch>
+                      <a:fillRect/>
+                    </a:stretch>
+                  </pic:blipFill>
+                  <pic:spPr>
+                    <a:xfrm>
+                      <a:off x="0" y="0"/>
+                      <a:ext cx="5943600" cy="2936240"/>
+                    </a:xfrm>
+                    <a:prstGeom prst="rect">
+                      <a:avLst/>
+                    </a:prstGeom>
+                  </pic:spPr>
+                </pic:pic>
+              </a:graphicData>
+            </a:graphic>
+          </wp:inline>
+        </w:drawing>
+      </w:r>
     </w:p>
     <w:sectPr>
       <w:pgSz w:w="12240" w:h="15840"/>
